--- a/user_guides/individual_programs/lyrics_manager/Lyrics_Manager_User_Guide.docx
+++ b/user_guides/individual_programs/lyrics_manager/Lyrics_Manager_User_Guide.docx
@@ -29,7 +29,7 @@
     </w:p>
     <w:p>
       <w:r>
-        <w:t>Lyrics Manager scans a directory of audio files, fetches synced lyrics from a remote source, and embeds them straight into each file's tags, so lyrics travel with the file to any player or device that supports them. Files are matched to the lyric source by their artist and title tags; files whose tags are missing or contain "Unknown" are skipped.</w:t>
+        <w:t>Lyrics Manager scans a directory of audio files, fetches synced lyrics from a remote source or a local sidecar file, and embeds them straight into each file's tags, so lyrics travel with the file to any player or device that supports them. Files are matched to the lyric source by their artist and title tags; files whose tags are missing or contain "Unknown" are skipped.</w:t>
       </w:r>
     </w:p>
     <w:p>
@@ -178,7 +178,7 @@
         <w:t xml:space="preserve">Provider: </w:t>
       </w:r>
       <w:r>
-        <w:t>The lyric source used for every lookup. The default is lrclib.</w:t>
+        <w:t>The lyric source used for every lookup. Two providers are available: lrclib (default, queries the public LRCLIB API over the network) and sidecar (reads a local .lrc file next to each audio file — no network required).</w:t>
       </w:r>
     </w:p>
     <w:p>
@@ -348,6 +348,47 @@
     </w:p>
     <w:p>
       <w:pPr>
+        <w:pStyle w:val="Heading2"/>
+      </w:pPr>
+      <w:r>
+        <w:t>Providers</w:t>
+      </w:r>
+    </w:p>
+    <w:p>
+      <w:r>
+        <w:t>Lyrics Manager ships two lyric sources. The provider is chosen in the Setup tab or via the --provider CLI flag.</w:t>
+      </w:r>
+    </w:p>
+    <w:p>
+      <w:pPr>
+        <w:pStyle w:val="ListBullet"/>
+      </w:pPr>
+      <w:r>
+        <w:rPr>
+          <w:b/>
+        </w:rPr>
+        <w:t xml:space="preserve">lrclib (default): </w:t>
+      </w:r>
+      <w:r>
+        <w:t>Queries the public LRCLIB API (https://lrclib.net) by artist and title. Requires an internet connection. Returns synced and plain lyrics when available. Transient HTTP errors (429, 500, 502, 503) are retried automatically up to three times.</w:t>
+      </w:r>
+    </w:p>
+    <w:p>
+      <w:pPr>
+        <w:pStyle w:val="ListBullet"/>
+      </w:pPr>
+      <w:r>
+        <w:rPr>
+          <w:b/>
+        </w:rPr>
+        <w:t xml:space="preserve">sidecar: </w:t>
+      </w:r>
+      <w:r>
+        <w:t>Reads a local .lrc file sitting next to the audio file. The sidecar must have the same filename as the audio file but with a .lrc extension (for example, Track01.mp3 looks for Track01.lrc in the same directory). No network access is needed. The .lrc file can contain standard LRC timestamps [mm:ss.xx] and optional meta tags ([ti:], [ar:], [al:], [by:]).</w:t>
+      </w:r>
+    </w:p>
+    <w:p>
+      <w:pPr>
         <w:pStyle w:val="Heading1"/>
       </w:pPr>
       <w:r>
@@ -429,7 +470,7 @@
     </w:p>
     <w:p>
       <w:r>
-        <w:t>"Could not reach provider" / request timeout errors: The lyric source was unreachable or too slow past the Request timeout. Check your connection and retry; finished files are skipped on the re-run.</w:t>
+        <w:t>"Could not reach provider" / request timeout errors: The lyric source was unreachable or too slow past the Request timeout. Check your connection and retry; finished files are skipped on the re-run. If you prefer to avoid network lookups entirely, switch to the sidecar provider and place .lrc files alongside your audio files.</w:t>
       </w:r>
     </w:p>
     <w:p>
@@ -456,12 +497,14 @@
         <w:br/>
         <w:t>audiosuite lyrics MUSIC_DIR --live --parallel --workers 8</w:t>
         <w:br/>
+        <w:t>audiosuite lyrics MUSIC_DIR --provider sidecar --live</w:t>
+        <w:br/>
         <w:t>audiosuite lyrics MUSIC_DIR --json</w:t>
       </w:r>
     </w:p>
     <w:p>
       <w:r>
-        <w:t>Options mirror the Setup tab: --provider, --request-timeout, --skip-existing/--no-skip-existing, --plain-fallback/--no-plain-fallback, --parallel/--no-parallel and --workers. Runs record an undo batch so tags can be reverted with the undo utility.</w:t>
+        <w:t>Options mirror the Setup tab: --provider (lrclib or sidecar), --request-timeout, --skip-existing/--no-skip-existing, --plain-fallback/--no-plain-fallback, --parallel/--no-parallel and --workers. Runs record an undo batch so tags can be reverted with the undo utility.</w:t>
       </w:r>
     </w:p>
     <w:sectPr>

--- a/user_guides/individual_programs/lyrics_manager/Lyrics_Manager_User_Guide.docx
+++ b/user_guides/individual_programs/lyrics_manager/Lyrics_Manager_User_Guide.docx
@@ -16,7 +16,7 @@
         <w:jc w:val="center"/>
       </w:pPr>
       <w:r>
-        <w:t>Version 2.0 — September 2026</w:t>
+        <w:t>Version 1.0.1 — October 2026</w:t>
       </w:r>
     </w:p>
     <w:p>

--- a/user_guides/individual_programs/lyrics_manager/Lyrics_Manager_User_Guide.docx
+++ b/user_guides/individual_programs/lyrics_manager/Lyrics_Manager_User_Guide.docx
@@ -16,7 +16,7 @@
         <w:jc w:val="center"/>
       </w:pPr>
       <w:r>
-        <w:t>Version 1.0.1 — October 2026</w:t>
+        <w:t>Version 1.1.0 — October 2026</w:t>
       </w:r>
     </w:p>
     <w:p>

--- a/user_guides/individual_programs/lyrics_manager/Lyrics_Manager_User_Guide.docx
+++ b/user_guides/individual_programs/lyrics_manager/Lyrics_Manager_User_Guide.docx
@@ -16,7 +16,7 @@
         <w:jc w:val="center"/>
       </w:pPr>
       <w:r>
-        <w:t>Version 1.1.0 — October 2026</w:t>
+        <w:t>Version 1.2.0 — October 2026</w:t>
       </w:r>
     </w:p>
     <w:p>

--- a/user_guides/individual_programs/lyrics_manager/Lyrics_Manager_User_Guide.docx
+++ b/user_guides/individual_programs/lyrics_manager/Lyrics_Manager_User_Guide.docx
@@ -16,7 +16,7 @@
         <w:jc w:val="center"/>
       </w:pPr>
       <w:r>
-        <w:t>Version 1.2.0 — October 2026</w:t>
+        <w:t>Version 1.3.0 — October 2026</w:t>
       </w:r>
     </w:p>
     <w:p>

--- a/user_guides/individual_programs/lyrics_manager/Lyrics_Manager_User_Guide.docx
+++ b/user_guides/individual_programs/lyrics_manager/Lyrics_Manager_User_Guide.docx
@@ -248,7 +248,7 @@
         <w:t xml:space="preserve">Workers: </w:t>
       </w:r>
       <w:r>
-        <w:t>Maximum number of concurrent files when Parallel is enabled. The default is 4.</w:t>
+        <w:t>Maximum number of concurrent files when Parallel is enabled. The default is one worker per logical CPU, capped at 8.</w:t>
       </w:r>
     </w:p>
     <w:p>

--- a/user_guides/individual_programs/lyrics_manager/Lyrics_Manager_User_Guide.docx
+++ b/user_guides/individual_programs/lyrics_manager/Lyrics_Manager_User_Guide.docx
@@ -16,7 +16,7 @@
         <w:jc w:val="center"/>
       </w:pPr>
       <w:r>
-        <w:t>Version 1.3.0 — October 2026</w:t>
+        <w:t>Version 1.4.0 — October 2026</w:t>
       </w:r>
     </w:p>
     <w:p>

--- a/user_guides/individual_programs/lyrics_manager/Lyrics_Manager_User_Guide.docx
+++ b/user_guides/individual_programs/lyrics_manager/Lyrics_Manager_User_Guide.docx
@@ -16,7 +16,7 @@
         <w:jc w:val="center"/>
       </w:pPr>
       <w:r>
-        <w:t>Version 1.4.0 — October 2026</w:t>
+        <w:t>Version 1.4.1 — October 2026</w:t>
       </w:r>
     </w:p>
     <w:p>

--- a/user_guides/individual_programs/lyrics_manager/Lyrics_Manager_User_Guide.docx
+++ b/user_guides/individual_programs/lyrics_manager/Lyrics_Manager_User_Guide.docx
@@ -16,7 +16,7 @@
         <w:jc w:val="center"/>
       </w:pPr>
       <w:r>
-        <w:t>Version 1.4.1 — October 2026</w:t>
+        <w:t>Version 2.0.0 — October 2026</w:t>
       </w:r>
     </w:p>
     <w:p>

--- a/user_guides/individual_programs/lyrics_manager/Lyrics_Manager_User_Guide.docx
+++ b/user_guides/individual_programs/lyrics_manager/Lyrics_Manager_User_Guide.docx
@@ -16,7 +16,7 @@
         <w:jc w:val="center"/>
       </w:pPr>
       <w:r>
-        <w:t>Version 2.0.0 — October 2026</w:t>
+        <w:t>Version 2.1.0 — October 2026</w:t>
       </w:r>
     </w:p>
     <w:p>

--- a/user_guides/individual_programs/lyrics_manager/Lyrics_Manager_User_Guide.docx
+++ b/user_guides/individual_programs/lyrics_manager/Lyrics_Manager_User_Guide.docx
@@ -16,7 +16,7 @@
         <w:jc w:val="center"/>
       </w:pPr>
       <w:r>
-        <w:t>Version 2.1.0 — October 2026</w:t>
+        <w:t>Version 2.1.1 — October 2026</w:t>
       </w:r>
     </w:p>
     <w:p>

--- a/user_guides/individual_programs/lyrics_manager/Lyrics_Manager_User_Guide.docx
+++ b/user_guides/individual_programs/lyrics_manager/Lyrics_Manager_User_Guide.docx
@@ -16,7 +16,7 @@
         <w:jc w:val="center"/>
       </w:pPr>
       <w:r>
-        <w:t>Version 2.1.1 — October 2026</w:t>
+        <w:t>Version 2.1.2 — October 2026</w:t>
       </w:r>
     </w:p>
     <w:p>

--- a/user_guides/individual_programs/lyrics_manager/Lyrics_Manager_User_Guide.docx
+++ b/user_guides/individual_programs/lyrics_manager/Lyrics_Manager_User_Guide.docx
@@ -16,7 +16,7 @@
         <w:jc w:val="center"/>
       </w:pPr>
       <w:r>
-        <w:t>Version 2.1.2 — October 2026</w:t>
+        <w:t>Version 2.1.3 — October 2026</w:t>
       </w:r>
     </w:p>
     <w:p>

--- a/user_guides/individual_programs/lyrics_manager/Lyrics_Manager_User_Guide.docx
+++ b/user_guides/individual_programs/lyrics_manager/Lyrics_Manager_User_Guide.docx
@@ -16,7 +16,7 @@
         <w:jc w:val="center"/>
       </w:pPr>
       <w:r>
-        <w:t>Version 2.1.3 — October 2026</w:t>
+        <w:t>Version 2.1.4 — October 2026</w:t>
       </w:r>
     </w:p>
     <w:p>

--- a/user_guides/individual_programs/lyrics_manager/Lyrics_Manager_User_Guide.docx
+++ b/user_guides/individual_programs/lyrics_manager/Lyrics_Manager_User_Guide.docx
@@ -16,7 +16,7 @@
         <w:jc w:val="center"/>
       </w:pPr>
       <w:r>
-        <w:t>Version 2.1.4 — October 2026</w:t>
+        <w:t>Version 2.1.5 — October 2026</w:t>
       </w:r>
     </w:p>
     <w:p>

--- a/user_guides/individual_programs/lyrics_manager/Lyrics_Manager_User_Guide.docx
+++ b/user_guides/individual_programs/lyrics_manager/Lyrics_Manager_User_Guide.docx
@@ -16,7 +16,7 @@
         <w:jc w:val="center"/>
       </w:pPr>
       <w:r>
-        <w:t>Version 2.1.5 — October 2026</w:t>
+        <w:t>Version 2.1.6 — October 2026</w:t>
       </w:r>
     </w:p>
     <w:p>
